--- a/docs/docx/module/dna_forensics.docx
+++ b/docs/docx/module/dna_forensics.docx
@@ -7,7 +7,7 @@
         <w:pStyle w:val="Title"/>
       </w:pPr>
       <w:r>
-        <w:t xml:space="preserve">DNA Forensices</w:t>
+        <w:t xml:space="preserve">DNA Forensics</w:t>
       </w:r>
     </w:p>
     <w:p>
@@ -15,7 +15,7 @@
         <w:pStyle w:val="Date"/>
       </w:pPr>
       <w:r>
-        <w:t xml:space="preserve">2026-08-26</w:t>
+        <w:t xml:space="preserve">2026-10-01</w:t>
       </w:r>
     </w:p>
     <w:bookmarkStart w:id="21" w:name="overview"/>
@@ -315,7 +315,7 @@
       </w:r>
     </w:p>
     <w:bookmarkEnd w:id="30"/>
-    <w:bookmarkStart w:id="36" w:name="materials"/>
+    <w:bookmarkStart w:id="35" w:name="materials"/>
     <w:p>
       <w:pPr>
         <w:pStyle w:val="Heading2"/>
@@ -324,7 +324,7 @@
         <w:t xml:space="preserve">Materials</w:t>
       </w:r>
     </w:p>
-    <w:bookmarkStart w:id="33" w:name="student-activity"/>
+    <w:bookmarkStart w:id="32" w:name="student-activity"/>
     <w:p>
       <w:pPr>
         <w:pStyle w:val="Heading3"/>
@@ -366,14 +366,9 @@
           <w:numId w:val="1001"/>
         </w:numPr>
       </w:pPr>
-      <w:hyperlink r:id="rId32">
-        <w:r>
-          <w:rPr>
-            <w:rStyle w:val="Hyperlink"/>
-          </w:rPr>
-          <w:t xml:space="preserve">Word (docx)</w:t>
-        </w:r>
-      </w:hyperlink>
+      <w:r>
+        <w:t xml:space="preserve">Word (docx)</w:t>
+      </w:r>
     </w:p>
     <w:p>
       <w:pPr>
@@ -395,8 +390,8 @@
         <w:t xml:space="preserve">Students do not need any outside material.</w:t>
       </w:r>
     </w:p>
-    <w:bookmarkEnd w:id="33"/>
-    <w:bookmarkStart w:id="35" w:name="instructor-materials"/>
+    <w:bookmarkEnd w:id="32"/>
+    <w:bookmarkStart w:id="34" w:name="instructor-materials"/>
     <w:p>
       <w:pPr>
         <w:pStyle w:val="Heading3"/>
@@ -415,7 +410,7 @@
       <w:r>
         <w:t xml:space="preserve"> </w:t>
       </w:r>
-      <w:hyperlink r:id="rId34">
+      <w:hyperlink r:id="rId33">
         <w:r>
           <w:rPr>
             <w:rStyle w:val="Hyperlink"/>
@@ -424,28 +419,28 @@
         </w:r>
       </w:hyperlink>
     </w:p>
+    <w:bookmarkEnd w:id="34"/>
     <w:bookmarkEnd w:id="35"/>
+    <w:bookmarkStart w:id="36" w:name="scientific-topics"/>
+    <w:p>
+      <w:pPr>
+        <w:pStyle w:val="Heading2"/>
+      </w:pPr>
+      <w:r>
+        <w:t xml:space="preserve">Scientific Topics</w:t>
+      </w:r>
+    </w:p>
     <w:bookmarkEnd w:id="36"/>
-    <w:bookmarkStart w:id="37" w:name="scientific-topics"/>
+    <w:bookmarkStart w:id="37" w:name="outline"/>
     <w:p>
       <w:pPr>
         <w:pStyle w:val="Heading2"/>
       </w:pPr>
       <w:r>
-        <w:t xml:space="preserve">Scientific Topics</w:t>
+        <w:t xml:space="preserve">Outline</w:t>
       </w:r>
     </w:p>
     <w:bookmarkEnd w:id="37"/>
-    <w:bookmarkStart w:id="38" w:name="outline"/>
-    <w:p>
-      <w:pPr>
-        <w:pStyle w:val="Heading2"/>
-      </w:pPr>
-      <w:r>
-        <w:t xml:space="preserve">Outline</w:t>
-      </w:r>
-    </w:p>
-    <w:bookmarkEnd w:id="38"/>
     <w:sectPr>
       <w:footnotePr>
         <w:numRestart w:val="eachSect"/>

--- a/docs/docx/module/dna_forensics.docx
+++ b/docs/docx/module/dna_forensics.docx
@@ -15,7 +15,7 @@
         <w:pStyle w:val="Date"/>
       </w:pPr>
       <w:r>
-        <w:t xml:space="preserve">2026-10-01</w:t>
+        <w:t xml:space="preserve">2026-10-05</w:t>
       </w:r>
     </w:p>
     <w:bookmarkStart w:id="21" w:name="overview"/>
@@ -72,6 +72,28 @@
       </w:pPr>
       <w:r>
         <w:t xml:space="preserve">Learning Objectives</w:t>
+      </w:r>
+    </w:p>
+    <w:p>
+      <w:pPr>
+        <w:numPr>
+          <w:ilvl w:val="0"/>
+          <w:numId w:val="1001"/>
+        </w:numPr>
+      </w:pPr>
+      <w:r>
+        <w:t xml:space="preserve">Understand how DNA barcoding is used in forensics.</w:t>
+      </w:r>
+    </w:p>
+    <w:p>
+      <w:pPr>
+        <w:numPr>
+          <w:ilvl w:val="0"/>
+          <w:numId w:val="1001"/>
+        </w:numPr>
+      </w:pPr>
+      <w:r>
+        <w:t xml:space="preserve">Consider the legal and biological consequences of using DNA barcoding as part of forensic investigations.</w:t>
       </w:r>
     </w:p>
     <w:bookmarkEnd w:id="22"/>
@@ -315,7 +337,7 @@
       </w:r>
     </w:p>
     <w:bookmarkEnd w:id="30"/>
-    <w:bookmarkStart w:id="35" w:name="materials"/>
+    <w:bookmarkStart w:id="39" w:name="materials"/>
     <w:p>
       <w:pPr>
         <w:pStyle w:val="Heading2"/>
@@ -324,7 +346,7 @@
         <w:t xml:space="preserve">Materials</w:t>
       </w:r>
     </w:p>
-    <w:bookmarkStart w:id="32" w:name="student-activity"/>
+    <w:bookmarkStart w:id="34" w:name="student-activity"/>
     <w:p>
       <w:pPr>
         <w:pStyle w:val="Heading3"/>
@@ -346,7 +368,7 @@
         <w:pStyle w:val="Compact"/>
         <w:numPr>
           <w:ilvl w:val="0"/>
-          <w:numId w:val="1001"/>
+          <w:numId w:val="1002"/>
         </w:numPr>
       </w:pPr>
       <w:hyperlink r:id="rId31">
@@ -363,24 +385,34 @@
         <w:pStyle w:val="Compact"/>
         <w:numPr>
           <w:ilvl w:val="0"/>
-          <w:numId w:val="1001"/>
+          <w:numId w:val="1002"/>
         </w:numPr>
       </w:pPr>
-      <w:r>
-        <w:t xml:space="preserve">Word (docx)</w:t>
-      </w:r>
+      <w:hyperlink r:id="rId32">
+        <w:r>
+          <w:rPr>
+            <w:rStyle w:val="Hyperlink"/>
+          </w:rPr>
+          <w:t xml:space="preserve">Word (docx)</w:t>
+        </w:r>
+      </w:hyperlink>
     </w:p>
     <w:p>
       <w:pPr>
         <w:pStyle w:val="Compact"/>
         <w:numPr>
           <w:ilvl w:val="0"/>
-          <w:numId w:val="1001"/>
+          <w:numId w:val="1002"/>
         </w:numPr>
       </w:pPr>
-      <w:r>
-        <w:t xml:space="preserve">Google Doc</w:t>
-      </w:r>
+      <w:hyperlink r:id="rId33">
+        <w:r>
+          <w:rPr>
+            <w:rStyle w:val="Hyperlink"/>
+          </w:rPr>
+          <w:t xml:space="preserve">Google Doc</w:t>
+        </w:r>
+      </w:hyperlink>
     </w:p>
     <w:p>
       <w:pPr>
@@ -390,8 +422,8 @@
         <w:t xml:space="preserve">Students do not need any outside material.</w:t>
       </w:r>
     </w:p>
-    <w:bookmarkEnd w:id="32"/>
-    <w:bookmarkStart w:id="34" w:name="instructor-materials"/>
+    <w:bookmarkEnd w:id="34"/>
+    <w:bookmarkStart w:id="38" w:name="instructor-materials"/>
     <w:p>
       <w:pPr>
         <w:pStyle w:val="Heading3"/>
@@ -410,7 +442,7 @@
       <w:r>
         <w:t xml:space="preserve"> </w:t>
       </w:r>
-      <w:hyperlink r:id="rId33">
+      <w:hyperlink r:id="rId35">
         <w:r>
           <w:rPr>
             <w:rStyle w:val="Hyperlink"/>
@@ -419,9 +451,53 @@
         </w:r>
       </w:hyperlink>
     </w:p>
-    <w:bookmarkEnd w:id="34"/>
-    <w:bookmarkEnd w:id="35"/>
-    <w:bookmarkStart w:id="36" w:name="scientific-topics"/>
+    <w:p>
+      <w:pPr>
+        <w:pStyle w:val="BodyText"/>
+      </w:pPr>
+      <w:r>
+        <w:t xml:space="preserve">A Google Slides presentation is available for borrowing images</w:t>
+      </w:r>
+      <w:r>
+        <w:t xml:space="preserve"> </w:t>
+      </w:r>
+      <w:hyperlink r:id="rId36">
+        <w:r>
+          <w:rPr>
+            <w:rStyle w:val="Hyperlink"/>
+          </w:rPr>
+          <w:t xml:space="preserve">here</w:t>
+        </w:r>
+      </w:hyperlink>
+      <w:r>
+        <w:t xml:space="preserve">.</w:t>
+      </w:r>
+    </w:p>
+    <w:p>
+      <w:pPr>
+        <w:pStyle w:val="BodyText"/>
+      </w:pPr>
+      <w:r>
+        <w:t xml:space="preserve">An answer key is available</w:t>
+      </w:r>
+      <w:r>
+        <w:t xml:space="preserve"> </w:t>
+      </w:r>
+      <w:hyperlink r:id="rId37">
+        <w:r>
+          <w:rPr>
+            <w:rStyle w:val="Hyperlink"/>
+          </w:rPr>
+          <w:t xml:space="preserve">here</w:t>
+        </w:r>
+      </w:hyperlink>
+      <w:r>
+        <w:t xml:space="preserve">. Please message Ava Hoffman (ahoffma2 at fredhutch dot org) to get access.</w:t>
+      </w:r>
+    </w:p>
+    <w:bookmarkEnd w:id="38"/>
+    <w:bookmarkEnd w:id="39"/>
+    <w:bookmarkStart w:id="40" w:name="scientific-topics"/>
     <w:p>
       <w:pPr>
         <w:pStyle w:val="Heading2"/>
@@ -430,8 +506,49 @@
         <w:t xml:space="preserve">Scientific Topics</w:t>
       </w:r>
     </w:p>
-    <w:bookmarkEnd w:id="36"/>
-    <w:bookmarkStart w:id="37" w:name="outline"/>
+    <w:p>
+      <w:pPr>
+        <w:pStyle w:val="FirstParagraph"/>
+      </w:pPr>
+      <w:r>
+        <w:t xml:space="preserve">Students will gain exposure to the following:</w:t>
+      </w:r>
+    </w:p>
+    <w:p>
+      <w:pPr>
+        <w:numPr>
+          <w:ilvl w:val="0"/>
+          <w:numId w:val="1003"/>
+        </w:numPr>
+      </w:pPr>
+      <w:r>
+        <w:t xml:space="preserve">DNA Barcoding: a molecular biology method that identifies the species of an organism using a short, standardized section of its DNA. The DNA section used for barcoding depends on the species being barcoded.</w:t>
+      </w:r>
+    </w:p>
+    <w:p>
+      <w:pPr>
+        <w:numPr>
+          <w:ilvl w:val="0"/>
+          <w:numId w:val="1003"/>
+        </w:numPr>
+      </w:pPr>
+      <w:r>
+        <w:t xml:space="preserve">Species Identification: the process of matching an individual organism to a known scientific name, or to a known taxonomic group (like family or genus)</w:t>
+      </w:r>
+    </w:p>
+    <w:p>
+      <w:pPr>
+        <w:numPr>
+          <w:ilvl w:val="0"/>
+          <w:numId w:val="1003"/>
+        </w:numPr>
+      </w:pPr>
+      <w:r>
+        <w:t xml:space="preserve">Relevant laws around herbal supplements in the USA and wildlife smuggling in Brazil</w:t>
+      </w:r>
+    </w:p>
+    <w:bookmarkEnd w:id="40"/>
+    <w:bookmarkStart w:id="41" w:name="outline"/>
     <w:p>
       <w:pPr>
         <w:pStyle w:val="Heading2"/>
@@ -440,7 +557,29 @@
         <w:t xml:space="preserve">Outline</w:t>
       </w:r>
     </w:p>
-    <w:bookmarkEnd w:id="37"/>
+    <w:p>
+      <w:pPr>
+        <w:numPr>
+          <w:ilvl w:val="0"/>
+          <w:numId w:val="1004"/>
+        </w:numPr>
+      </w:pPr>
+      <w:r>
+        <w:t xml:space="preserve">Part 1: Student reading and reflection (20 minutes)</w:t>
+      </w:r>
+    </w:p>
+    <w:p>
+      <w:pPr>
+        <w:numPr>
+          <w:ilvl w:val="0"/>
+          <w:numId w:val="1004"/>
+        </w:numPr>
+      </w:pPr>
+      <w:r>
+        <w:t xml:space="preserve">Part 2: Class discussion (10 minutes)</w:t>
+      </w:r>
+    </w:p>
+    <w:bookmarkEnd w:id="41"/>
     <w:sectPr>
       <w:footnotePr>
         <w:numRestart w:val="eachSect"/>
@@ -551,6 +690,91 @@
       </w:pPr>
     </w:lvl>
   </w:abstractNum>
+  <w:abstractNum w:abstractNumId="99411">
+    <w:nsid w:val="00A99411"/>
+    <w:multiLevelType w:val="multilevel"/>
+    <w:lvl w:ilvl="0">
+      <w:start w:val="1"/>
+      <w:numFmt w:val="decimal"/>
+      <w:lvlText w:val="%1."/>
+      <w:lvlJc w:val="left"/>
+      <w:pPr>
+        <w:ind w:left="720" w:hanging="360"/>
+      </w:pPr>
+    </w:lvl>
+    <w:lvl w:ilvl="1">
+      <w:start w:val="1"/>
+      <w:numFmt w:val="decimal"/>
+      <w:lvlText w:val="%2."/>
+      <w:lvlJc w:val="left"/>
+      <w:pPr>
+        <w:ind w:left="1440" w:hanging="360"/>
+      </w:pPr>
+    </w:lvl>
+    <w:lvl w:ilvl="2">
+      <w:start w:val="1"/>
+      <w:numFmt w:val="decimal"/>
+      <w:lvlText w:val="%3."/>
+      <w:lvlJc w:val="left"/>
+      <w:pPr>
+        <w:ind w:left="2160" w:hanging="360"/>
+      </w:pPr>
+    </w:lvl>
+    <w:lvl w:ilvl="3">
+      <w:start w:val="1"/>
+      <w:numFmt w:val="decimal"/>
+      <w:lvlText w:val="%4."/>
+      <w:lvlJc w:val="left"/>
+      <w:pPr>
+        <w:ind w:left="2880" w:hanging="360"/>
+      </w:pPr>
+    </w:lvl>
+    <w:lvl w:ilvl="4">
+      <w:start w:val="1"/>
+      <w:numFmt w:val="decimal"/>
+      <w:lvlText w:val="%5."/>
+      <w:lvlJc w:val="left"/>
+      <w:pPr>
+        <w:ind w:left="3600" w:hanging="360"/>
+      </w:pPr>
+    </w:lvl>
+    <w:lvl w:ilvl="5">
+      <w:start w:val="1"/>
+      <w:numFmt w:val="decimal"/>
+      <w:lvlText w:val="%6."/>
+      <w:lvlJc w:val="left"/>
+      <w:pPr>
+        <w:ind w:left="4320" w:hanging="360"/>
+      </w:pPr>
+    </w:lvl>
+    <w:lvl w:ilvl="6">
+      <w:start w:val="1"/>
+      <w:numFmt w:val="decimal"/>
+      <w:lvlText w:val="%7."/>
+      <w:lvlJc w:val="left"/>
+      <w:pPr>
+        <w:ind w:left="5040" w:hanging="360"/>
+      </w:pPr>
+    </w:lvl>
+    <w:lvl w:ilvl="7">
+      <w:start w:val="1"/>
+      <w:numFmt w:val="decimal"/>
+      <w:lvlText w:val="%8."/>
+      <w:lvlJc w:val="left"/>
+      <w:pPr>
+        <w:ind w:left="5760" w:hanging="360"/>
+      </w:pPr>
+    </w:lvl>
+    <w:lvl w:ilvl="8">
+      <w:start w:val="1"/>
+      <w:numFmt w:val="decimal"/>
+      <w:lvlText w:val="%9."/>
+      <w:lvlJc w:val="left"/>
+      <w:pPr>
+        <w:ind w:left="6480" w:hanging="360"/>
+      </w:pPr>
+    </w:lvl>
+  </w:abstractNum>
   <w:abstractNum w:abstractNumId="991">
     <w:nsid w:val="0000A991"/>
     <w:multiLevelType w:val="multilevel"/>
@@ -658,6 +882,42 @@
     <w:abstractNumId w:val="990"/>
   </w:num>
   <w:num w:numId="1001">
+    <w:abstractNumId w:val="99411"/>
+    <w:lvlOverride w:ilvl="0">
+      <w:startOverride w:val="1"/>
+    </w:lvlOverride>
+    <w:lvlOverride w:ilvl="1">
+      <w:startOverride w:val="1"/>
+    </w:lvlOverride>
+    <w:lvlOverride w:ilvl="2">
+      <w:startOverride w:val="1"/>
+    </w:lvlOverride>
+    <w:lvlOverride w:ilvl="3">
+      <w:startOverride w:val="1"/>
+    </w:lvlOverride>
+    <w:lvlOverride w:ilvl="4">
+      <w:startOverride w:val="1"/>
+    </w:lvlOverride>
+    <w:lvlOverride w:ilvl="5">
+      <w:startOverride w:val="1"/>
+    </w:lvlOverride>
+    <w:lvlOverride w:ilvl="6">
+      <w:startOverride w:val="1"/>
+    </w:lvlOverride>
+    <w:lvlOverride w:ilvl="7">
+      <w:startOverride w:val="1"/>
+    </w:lvlOverride>
+    <w:lvlOverride w:ilvl="8">
+      <w:startOverride w:val="1"/>
+    </w:lvlOverride>
+  </w:num>
+  <w:num w:numId="1002">
+    <w:abstractNumId w:val="991"/>
+  </w:num>
+  <w:num w:numId="1003">
+    <w:abstractNumId w:val="991"/>
+  </w:num>
+  <w:num w:numId="1004">
     <w:abstractNumId w:val="991"/>
   </w:num>
 </w:numbering>

--- a/docs/docx/module/dna_forensics.docx
+++ b/docs/docx/module/dna_forensics.docx
@@ -15,7 +15,7 @@
         <w:pStyle w:val="Date"/>
       </w:pPr>
       <w:r>
-        <w:t xml:space="preserve">2026-10-05</w:t>
+        <w:t xml:space="preserve">2026-10-07</w:t>
       </w:r>
     </w:p>
     <w:bookmarkStart w:id="21" w:name="overview"/>

--- a/docs/docx/module/dna_forensics.docx
+++ b/docs/docx/module/dna_forensics.docx
@@ -15,7 +15,7 @@
         <w:pStyle w:val="Date"/>
       </w:pPr>
       <w:r>
-        <w:t xml:space="preserve">2026-10-07</w:t>
+        <w:t xml:space="preserve">2026-10-20</w:t>
       </w:r>
     </w:p>
     <w:bookmarkStart w:id="21" w:name="overview"/>

--- a/docs/docx/module/dna_forensics.docx
+++ b/docs/docx/module/dna_forensics.docx
@@ -7,7 +7,7 @@
         <w:pStyle w:val="Title"/>
       </w:pPr>
       <w:r>
-        <w:t xml:space="preserve">DNA Forensics</w:t>
+        <w:t xml:space="preserve">Forensic Case Files: DNA Barcoding</w:t>
       </w:r>
     </w:p>
     <w:p>
@@ -15,7 +15,7 @@
         <w:pStyle w:val="Date"/>
       </w:pPr>
       <w:r>
-        <w:t xml:space="preserve">2026-10-20</w:t>
+        <w:t xml:space="preserve">2026-10-26</w:t>
       </w:r>
     </w:p>
     <w:bookmarkStart w:id="21" w:name="overview"/>

--- a/docs/docx/module/dna_forensics.docx
+++ b/docs/docx/module/dna_forensics.docx
@@ -15,7 +15,7 @@
         <w:pStyle w:val="Date"/>
       </w:pPr>
       <w:r>
-        <w:t xml:space="preserve">2026-10-26</w:t>
+        <w:t xml:space="preserve">2026-10-27</w:t>
       </w:r>
     </w:p>
     <w:bookmarkStart w:id="21" w:name="overview"/>

--- a/docs/docx/module/dna_forensics.docx
+++ b/docs/docx/module/dna_forensics.docx
@@ -15,7 +15,7 @@
         <w:pStyle w:val="Date"/>
       </w:pPr>
       <w:r>
-        <w:t xml:space="preserve">2026-10-27</w:t>
+        <w:t xml:space="preserve">2026-10-28</w:t>
       </w:r>
     </w:p>
     <w:bookmarkStart w:id="21" w:name="overview"/>

--- a/docs/docx/module/dna_forensics.docx
+++ b/docs/docx/module/dna_forensics.docx
@@ -15,7 +15,7 @@
         <w:pStyle w:val="Date"/>
       </w:pPr>
       <w:r>
-        <w:t xml:space="preserve">2026-10-28</w:t>
+        <w:t xml:space="preserve">2026-10-31</w:t>
       </w:r>
     </w:p>
     <w:bookmarkStart w:id="21" w:name="overview"/>
